--- a/02_Euclid_DR1_Hypervelocity_Stars.docx
+++ b/02_Euclid_DR1_Hypervelocity_Stars.docx
@@ -43,6 +43,32 @@
           <w:szCs w:val="22"/>
         </w:rPr>
       </w:pPr>
+      <w:r>
+        <w:rPr>
+          <w:rFonts w:ascii="Arial" w:hAnsi="Arial" w:cs="Arial"/>
+          <w:sz w:val="22"/>
+          <w:szCs w:val="22"/>
+        </w:rPr>
+        <w:t>Supervisor II: Professor Sergey Koposov (skoposov@ed.ac.uk)</w:t>
+      </w:r>
+    </w:p>
+    <w:p>
+      <w:pPr>
+        <w:spacing w:before="40" w:after="0" w:line="360" w:lineRule="auto"/>
+        <w:rPr>
+          <w:rFonts w:ascii="Arial" w:hAnsi="Arial" w:cs="Arial"/>
+          <w:sz w:val="22"/>
+          <w:szCs w:val="22"/>
+        </w:rPr>
+      </w:pPr>
+      <w:r>
+        <w:rPr>
+          <w:rFonts w:ascii="Arial" w:hAnsi="Arial" w:cs="Arial"/>
+          <w:sz w:val="22"/>
+          <w:szCs w:val="22"/>
+        </w:rPr>
+        <w:t>UTO: Professor Vasily Belokurov (vasily@ast.cam.ac.uk)</w:t>
+      </w:r>
     </w:p>
     <w:p>
       <w:pPr>

--- a/02_Euclid_DR1_Hypervelocity_Stars.docx
+++ b/02_Euclid_DR1_Hypervelocity_Stars.docx
@@ -13,7 +13,7 @@
         <w:rPr>
           <w:rFonts w:ascii="Arial" w:hAnsi="Arial" w:cs="Arial"/>
         </w:rPr>
-        <w:t>Project Title: Stars on the Run? Calibrating Euclid DR1 Slitless Spectroscopy for Hypervelocity-Star Searches</w:t>
+        <w:t>Project Title: Stars on the Run: Discovering Hypervelocity and Runaway Stars with Euclid DR1</w:t>
       </w:r>
     </w:p>
     <w:p>
@@ -99,25 +99,25 @@
           <w:sz w:val="22"/>
           <w:szCs w:val="22"/>
         </w:rPr>
-        <w:t>The term hypervelocity star is often used loosely for any apparently unbound star. In this project it will mean a classical Galactic-centre ejectee produced when the massive black hole disrupts a stellar binary. S5-HVS1, discovered by Koposov et al. (2020), remains the only securely established example. It is unbound, its accurately measured trajectory points back to the Galactic Centre, and its inferred ejection speed of about 1800 kilometres per second strongly favours ejection by Sgr A*. Other extreme-speed stars will be described as high-velocity or runaway candidates until their birthplace is established.</w:t>
-      </w:r>
-    </w:p>
-    <w:p>
-      <w:pPr>
-        <w:spacing w:before="40" w:after="0" w:line="360" w:lineRule="auto"/>
-        <w:rPr>
-          <w:rFonts w:ascii="Arial" w:hAnsi="Arial" w:cs="Arial"/>
-          <w:sz w:val="22"/>
-          <w:szCs w:val="22"/>
-        </w:rPr>
-      </w:pPr>
-      <w:r>
-        <w:rPr>
-          <w:rFonts w:ascii="Arial" w:hAnsi="Arial" w:cs="Arial"/>
-          <w:sz w:val="22"/>
-          <w:szCs w:val="22"/>
-        </w:rPr>
-        <w:t>Euclid's NISP instrument supplies low-resolution near-infrared slitless spectra for many stars too faint for Gaia radial velocities. This project will test whether those spectra can identify stars moving at extreme speeds. The student will calibrate the public Euclid velocity estimates against Gaia and ground-based spectroscopy, develop a template-fitting and quality-control procedure, and measure completeness and the catastrophic-failure rate with injection–recovery tests. The calibrated method will then be applied to astrometrically and spectroscopically selected candidates. The primary goal is a credible new extreme-velocity candidate; even a null result will yield a validated stellar-velocity selection function and a DR1-ready candidate pipeline.</w:t>
+        <w:t>The fastest stars in the Milky Way record violent ejections from the Galactic Centre, stellar binaries, and dense clusters. A classical hypervelocity star is expelled from the Galactic Centre after the massive black hole disrupts a stellar binary. S5-HVS1, discovered by Koposov et al. (2020), remains the only securely established example: it is unbound and its trajectory points back to the Galactic Centre. Other extreme-velocity stars can be launched by supernovae in binaries or by dynamical encounters in the disc, star clusters, or the Magellanic Clouds. These runaways are discoveries in their own right because their motions identify otherwise hidden episodes of stellar interaction and ejection.</w:t>
+      </w:r>
+    </w:p>
+    <w:p>
+      <w:pPr>
+        <w:spacing w:before="40" w:after="0" w:line="360" w:lineRule="auto"/>
+        <w:rPr>
+          <w:rFonts w:ascii="Arial" w:hAnsi="Arial" w:cs="Arial"/>
+          <w:sz w:val="22"/>
+          <w:szCs w:val="22"/>
+        </w:rPr>
+      </w:pPr>
+      <w:r>
+        <w:rPr>
+          <w:rFonts w:ascii="Arial" w:hAnsi="Arial" w:cs="Arial"/>
+          <w:sz w:val="22"/>
+          <w:szCs w:val="22"/>
+        </w:rPr>
+        <w:t>Euclid DR1 will supply low-resolution near-infrared slitless spectra for many stars without Gaia radial velocities. The main aim is to discover and characterise new hypervelocity and runaway-star candidates. The student will first establish how accurately Euclid measures stellar velocities, using stars with reliable external spectroscopy and testing the result across magnitude, signal-to-noise, and spectral type. The calibrated sample will then support two searches: a blind hunt for extreme radial-velocity outliers and a Gaia-guided search for stars with unusually large tangential speeds. No stellar type will be excluded in advance. The strongest candidates will be checked in the Euclid spectra, combined with Gaia astrometry, and traced through the Galaxy to constrain their origins.</w:t>
       </w:r>
     </w:p>
     <w:p>
@@ -149,43 +149,43 @@
           <w:sz w:val="22"/>
           <w:szCs w:val="22"/>
         </w:rPr>
-        <w:t>S5-HVS1 sets the evidential standard for this project: an extreme line-of-sight velocity alone is not enough. A secure hypervelocity interpretation requires reliable six-dimensional phase space, a stellar lifetime consistent with the flight time, and a backward trajectory that distinguishes the Galactic Centre from a disc crossing or the LMC. Supernovae and dynamical interactions in the disc, clusters or Magellanic Clouds can produce fast runaways, including unbound stars, without making them classical Hills ejecta. The orbit and birthplace—not merely a velocity threshold—therefore define the object of the search.</w:t>
-      </w:r>
-    </w:p>
-    <w:p>
-      <w:pPr>
-        <w:spacing w:before="40" w:after="0" w:line="360" w:lineRule="auto"/>
-        <w:rPr>
-          <w:rFonts w:ascii="Arial" w:hAnsi="Arial" w:cs="Arial"/>
-          <w:sz w:val="22"/>
-          <w:szCs w:val="22"/>
-        </w:rPr>
-      </w:pPr>
-      <w:r>
-        <w:rPr>
-          <w:rFonts w:ascii="Arial" w:hAnsi="Arial" w:cs="Arial"/>
-          <w:sz w:val="22"/>
-          <w:szCs w:val="22"/>
-        </w:rPr>
-        <w:t>Euclid NISP wide-survey spectra cover approximately 1.21–1.89 microns at resolving power near 500. Cool-star spectra contain metal and molecular features; hotter stars show hydrogen lines. The nominal resolution corresponds to several hundred kilometres per second, so an extreme Doppler shift moves a feature by only about one or two detector pixels. The project will establish empirically whether sub-resolution centroiding is reliable for each spectral type and signal-to-noise range.</w:t>
-      </w:r>
-    </w:p>
-    <w:p>
-      <w:pPr>
-        <w:spacing w:before="40" w:after="0" w:line="360" w:lineRule="auto"/>
-        <w:rPr>
-          <w:rFonts w:ascii="Arial" w:hAnsi="Arial" w:cs="Arial"/>
-          <w:sz w:val="22"/>
-          <w:szCs w:val="22"/>
-        </w:rPr>
-      </w:pPr>
-      <w:r>
-        <w:rPr>
-          <w:rFonts w:ascii="Arial" w:hAnsi="Arial" w:cs="Arial"/>
-          <w:sz w:val="22"/>
-          <w:szCs w:val="22"/>
-        </w:rPr>
-        <w:t>Slitless spectroscopy adds distinctive failure modes. Spectra can overlap; zero orders, detector gaps, and persistence can be mistaken for features; source-position errors become wavelength zero-point errors; and an imperfect template may drive a fit to an extreme velocity boundary. The public Q1 spectra provide a controlled testbed for diagnosing these effects through individual dithers, masks, and contaminating-source metadata. Q1 is therefore the core dataset. The much larger DR1 footprint is a scale-up if the required spectroscopy products are released during the project, not a dependency for a successful dissertation.</w:t>
+        <w:t>When a close binary passes near Sgr A*, tidal forces can capture one star and eject the other at more than the Galactic escape speed (Hills 1988). A large measured velocity is not enough to prove this origin. The distance, proper motion, and radial velocity must yield an unbound orbit whose past trajectory intersects the Galactic Centre within the star's lifetime. S5-HVS1 meets this standard. Until comparable evidence exists, this project will use 'hypervelocity candidate' rather than turn every fast star into a Galactic-centre ejectee.</w:t>
+      </w:r>
+    </w:p>
+    <w:p>
+      <w:pPr>
+        <w:spacing w:before="40" w:after="0" w:line="360" w:lineRule="auto"/>
+        <w:rPr>
+          <w:rFonts w:ascii="Arial" w:hAnsi="Arial" w:cs="Arial"/>
+          <w:sz w:val="22"/>
+          <w:szCs w:val="22"/>
+        </w:rPr>
+      </w:pPr>
+      <w:r>
+        <w:rPr>
+          <w:rFonts w:ascii="Arial" w:hAnsi="Arial" w:cs="Arial"/>
+          <w:sz w:val="22"/>
+          <w:szCs w:val="22"/>
+        </w:rPr>
+        <w:t>Fast stars with other birthplaces probe different physics. A supernova can release the companion in a binary, and close encounters in young clusters can eject single stars or binaries. The disc, massive clusters, and the Magellanic Clouds can therefore produce bound or unbound runaways. Their speeds, ages, chemistry, and reconstructed launch sites test binary evolution, supernova kicks, and stellar dynamics. The search will retain these objects and separate origin classes only after the kinematic evidence has been examined.</w:t>
+      </w:r>
+    </w:p>
+    <w:p>
+      <w:pPr>
+        <w:spacing w:before="40" w:after="0" w:line="360" w:lineRule="auto"/>
+        <w:rPr>
+          <w:rFonts w:ascii="Arial" w:hAnsi="Arial" w:cs="Arial"/>
+          <w:sz w:val="22"/>
+          <w:szCs w:val="22"/>
+        </w:rPr>
+      </w:pPr>
+      <w:r>
+        <w:rPr>
+          <w:rFonts w:ascii="Arial" w:hAnsi="Arial" w:cs="Arial"/>
+          <w:sz w:val="22"/>
+          <w:szCs w:val="22"/>
+        </w:rPr>
+        <w:t>Euclid opens a new discovery space because NISP obtains slitless spectra over a wide area and reaches stars fainter than Gaia's radial-velocity sample. Its resolving power is modest, and different stellar types carry different near-infrared velocity information: hot stars are dominated by hydrogen lines, whereas cooler stars offer metal and molecular features. Slitless spectra can also overlap or acquire wavelength errors from source positions, detector edges, and imperfect contamination models. The project will therefore measure the velocity performance empirically rather than impose a favoured stellar type. Public Q1 spectra provide material for building and testing the code at the start of the academic year; DR1 provides the discovery sample.</w:t>
       </w:r>
     </w:p>
     <w:p>
@@ -217,7 +217,7 @@
           <w:sz w:val="22"/>
           <w:szCs w:val="22"/>
         </w:rPr>
-        <w:t>A simple cut on the published Euclid velocity column would return many catastrophic outliers, not a credible hypervelocity sample. The project will instead treat velocity measurement and uncertainty calibration as the central experiment. Only after blind recovery tests have defined a reliable domain in magnitude, spectral type and contamination will the candidate search begin.</w:t>
+        <w:t>During the first part of the academic year, the student will turn the released Q1 products into a simple, tested pipeline and prepare both search routes before applying them to Euclid DR1:</w:t>
       </w:r>
     </w:p>
     <w:p>
@@ -243,15 +243,15 @@
           <w:b/>
           <w:bCs/>
         </w:rPr>
-        <w:t xml:space="preserve">Assemble an empirical truth set. </w:t>
-      </w:r>
-      <w:r>
-        <w:rPr>
-          <w:rFonts w:ascii="Arial" w:hAnsi="Arial" w:cs="Arial"/>
-          <w:sz w:val="22"/>
-          <w:szCs w:val="22"/>
-        </w:rPr>
-        <w:t>Query the Q1 source, spectroscopy, and combined-spectra products, and cross-match point-like sources to Gaia and external radial-velocity surveys such as DESI, APOGEE, SDSS, LAMOST, or GALAH where coverage permits. Retain individual dither spectra, variance arrays, masks, line-spread information, and contaminating-object identifiers. The truth set will span colour, magnitude, continuum signal-to-noise, and spectral type.</w:t>
+        <w:t xml:space="preserve">Prepare the calibration sample. </w:t>
+      </w:r>
+      <w:r>
+        <w:rPr>
+          <w:rFonts w:ascii="Arial" w:hAnsi="Arial" w:cs="Arial"/>
+          <w:sz w:val="22"/>
+          <w:szCs w:val="22"/>
+        </w:rPr>
+        <w:t>Cross-match Q1 stars with reliable velocities from Gaia and ground-based surveys, and assemble test cases spanning magnitude, colour, signal-to-noise, and spectral morphology. Known fast stars and injected Doppler shifts will test the code before DR1 arrives.</w:t>
       </w:r>
     </w:p>
     <w:p>
@@ -277,15 +277,15 @@
           <w:b/>
           <w:bCs/>
         </w:rPr>
-        <w:t xml:space="preserve">Diagnose the catalogue velocities. </w:t>
-      </w:r>
-      <w:r>
-        <w:rPr>
-          <w:rFonts w:ascii="Arial" w:hAnsi="Arial" w:cs="Arial"/>
-          <w:sz w:val="22"/>
-          <w:szCs w:val="22"/>
-        </w:rPr>
-        <w:t>Measure residuals between Euclid and reference velocities as functions of source properties, detector position, number of usable dithers, model probability, morphology, and overlap flags. Identify grid-edge pile-ups, velocity quantisation, underestimated errors, and wavelength-frame or zero-point offsets. This stage will define a conservative baseline selection and document when the public SPE_RVEL estimate can and cannot be trusted.</w:t>
+        <w:t xml:space="preserve">Establish the DR1 velocity calibration. </w:t>
+      </w:r>
+      <w:r>
+        <w:rPr>
+          <w:rFonts w:ascii="Arial" w:hAnsi="Arial" w:cs="Arial"/>
+          <w:sz w:val="22"/>
+          <w:szCs w:val="22"/>
+        </w:rPr>
+        <w:t>Compare Euclid and reference velocities to measure offsets, scatter, and catastrophic failures. Repeat the comparison across spectral type and basic quality indicators. The result will define where the catalogue velocities are trustworthy; direct spectral refitting will be reserved for promising candidates whose catalogue measurements remain uncertain.</w:t>
       </w:r>
     </w:p>
     <w:p>
@@ -311,15 +311,15 @@
           <w:b/>
           <w:bCs/>
         </w:rPr>
-        <w:t xml:space="preserve">Refit the stellar spectra. </w:t>
-      </w:r>
-      <w:r>
-        <w:rPr>
-          <w:rFonts w:ascii="Arial" w:hAnsi="Arial" w:cs="Arial"/>
-          <w:sz w:val="22"/>
-          <w:szCs w:val="22"/>
-        </w:rPr>
-        <w:t>Fit Doppler-shifted empirical or synthetic stellar templates convolved with the NISP line-spread function, marginalising over the continuum, stellar subtype, and wavelength zero point. Use a joint likelihood for the separate orientations and dithers, and require mutually consistent velocities from independent spectra. Compare the new likelihoods with the catalogue estimates on a held-out validation set.</w:t>
+        <w:t xml:space="preserve">Search the Euclid spectra blindly. </w:t>
+      </w:r>
+      <w:r>
+        <w:rPr>
+          <w:rFonts w:ascii="Arial" w:hAnsi="Arial" w:cs="Arial"/>
+          <w:sz w:val="22"/>
+          <w:szCs w:val="22"/>
+        </w:rPr>
+        <w:t>Within each validated regime, identify stars whose radial velocities lie far beyond the ordinary Galactic distribution. Rank the outliers using the calibrated uncertainty and the quality of the underlying spectra, not the catalogue value alone.</w:t>
       </w:r>
     </w:p>
     <w:p>
@@ -345,15 +345,15 @@
           <w:b/>
           <w:bCs/>
         </w:rPr>
-        <w:t xml:space="preserve">Measure the selection function. </w:t>
-      </w:r>
-      <w:r>
-        <w:rPr>
-          <w:rFonts w:ascii="Arial" w:hAnsi="Arial" w:cs="Arial"/>
-          <w:sz w:val="22"/>
-          <w:szCs w:val="22"/>
-        </w:rPr>
-        <w:t>Inject velocities over a pre-declared range that spans the candidate threshold and extends to the velocity-grid boundaries, treating B/A and FGKM stars separately. Recover them with the same code and quantify bias, calibrated uncertainty, completeness, and catastrophic-outlier rate as functions of magnitude, type, and contamination. This experiment will determine the useful part of parameter space.</w:t>
+        <w:t xml:space="preserve">Search the Gaia-selected sample. </w:t>
+      </w:r>
+      <w:r>
+        <w:rPr>
+          <w:rFonts w:ascii="Arial" w:hAnsi="Arial" w:cs="Arial"/>
+          <w:sz w:val="22"/>
+          <w:szCs w:val="22"/>
+        </w:rPr>
+        <w:t>Use Gaia astrometry to find stars with unusually large tangential speeds or motions suggestive of ejection. Euclid will supply radial-velocity information for objects beyond Gaia's spectroscopic limit, completing their three-dimensional motion.</w:t>
       </w:r>
     </w:p>
     <w:p>
@@ -379,15 +379,15 @@
           <w:b/>
           <w:bCs/>
         </w:rPr>
-        <w:t xml:space="preserve">Search for high-velocity candidates. </w:t>
-      </w:r>
-      <w:r>
-        <w:rPr>
-          <w:rFonts w:ascii="Arial" w:hAnsi="Arial" w:cs="Arial"/>
-          <w:sz w:val="22"/>
-          <w:szCs w:val="22"/>
-        </w:rPr>
-        <w:t>Follow two complementary routes. First, preselect stars with high tangential speeds or hypervelocity-like colours and no reliable Gaia radial velocity, then use Euclid to complete their three-dimensional velocity. Second, search for spectroscopic outliers only within the validated Euclid domain. Candidate ranking will use a posterior probability that includes the calibrated non-Gaussian outlier model rather than raw SPE_RVEL.</w:t>
+        <w:t xml:space="preserve">Vet every credible candidate. </w:t>
+      </w:r>
+      <w:r>
+        <w:rPr>
+          <w:rFonts w:ascii="Arial" w:hAnsi="Arial" w:cs="Arial"/>
+          <w:sz w:val="22"/>
+          <w:szCs w:val="22"/>
+        </w:rPr>
+        <w:t>Inspect the one- and two-dimensional Euclid spectra and the separate exposures, reject overlaps and reduction artefacts, and check Gaia astrometric quality and possible binary explanations. External spectroscopy will be used when available, especially for the strongest candidates.</w:t>
       </w:r>
     </w:p>
     <w:p>
@@ -413,33 +413,33 @@
           <w:b/>
           <w:bCs/>
         </w:rPr>
-        <w:t xml:space="preserve">Vet the spectra and reconstruct the orbit. </w:t>
-      </w:r>
-      <w:r>
-        <w:rPr>
-          <w:rFonts w:ascii="Arial" w:hAnsi="Arial" w:cs="Arial"/>
-          <w:sz w:val="22"/>
-          <w:szCs w:val="22"/>
-        </w:rPr>
-        <w:t>Inspect the one- and two-dimensional spectra, require agreement across dithers or orientations, and reject overlaps, zero orders, persistence, detector edges and weak single-feature fits. Test Gaia astrometric fidelity, distances, source morphology and binary explanations, and seek external radial velocities where possible. For credible objects, propagate the full astrometric covariance and Euclid velocity likelihood into Galactocentric velocities, unbound probabilities in several Milky Way potentials, and possible Galactic-centre, disc or Magellanic origins.</w:t>
-      </w:r>
-    </w:p>
-    <w:p>
-      <w:pPr>
-        <w:spacing w:before="40" w:after="0" w:line="360" w:lineRule="auto"/>
-        <w:rPr>
-          <w:rFonts w:ascii="Arial" w:hAnsi="Arial" w:cs="Arial"/>
-          <w:sz w:val="22"/>
-          <w:szCs w:val="22"/>
-        </w:rPr>
-      </w:pPr>
-      <w:r>
-        <w:rPr>
-          <w:rFonts w:ascii="Arial" w:hAnsi="Arial" w:cs="Arial"/>
-          <w:sz w:val="22"/>
-          <w:szCs w:val="22"/>
-        </w:rPr>
-        <w:t>The core deliverables are a calibrated stellar radial-velocity method for Q1, a map of its failure modes, an injection–recovery selection function and a vetted candidate catalogue or upper limit. Objects will be called high-velocity candidates until their three-dimensional motion, preferably confirmed by follow-up spectroscopy, supports an unbound orbit whose backward trajectory is consistent with the Galactic Centre. Only then will the project use the strict hypervelocity-star label. If the appropriate DR1 spectra arrive in time, the pipeline can be scaled to the wider footprint; otherwise it will be delivered ready for that release.</w:t>
+        <w:t xml:space="preserve">Reconstruct trajectories and origins. </w:t>
+      </w:r>
+      <w:r>
+        <w:rPr>
+          <w:rFonts w:ascii="Arial" w:hAnsi="Arial" w:cs="Arial"/>
+          <w:sz w:val="22"/>
+          <w:szCs w:val="22"/>
+        </w:rPr>
+        <w:t>Combine the calibrated Euclid velocity with Gaia astrometry, propagate the measurement uncertainties, and trace each candidate through plausible Milky Way potentials. Classify the evidence for a Galactic-centre, disc, cluster, or Magellanic origin, while retaining an uncertain category when the data do not decide.</w:t>
+      </w:r>
+    </w:p>
+    <w:p>
+      <w:pPr>
+        <w:spacing w:before="40" w:after="0" w:line="360" w:lineRule="auto"/>
+        <w:rPr>
+          <w:rFonts w:ascii="Arial" w:hAnsi="Arial" w:cs="Arial"/>
+          <w:sz w:val="22"/>
+          <w:szCs w:val="22"/>
+        </w:rPr>
+      </w:pPr>
+      <w:r>
+        <w:rPr>
+          <w:rFonts w:ascii="Arial" w:hAnsi="Arial" w:cs="Arial"/>
+          <w:sz w:val="22"/>
+          <w:szCs w:val="22"/>
+        </w:rPr>
+        <w:t>The main deliverable will be a ranked catalogue of new hypervelocity and runaway-star candidates from Euclid DR1, with calibrated velocities and initial origin assessments for the strongest objects. A Galactic-centre trajectory would make a candidate for the next classical hypervelocity star; a convincing disc, cluster, or Magellanic runaway would be an important discovery in its own right.</w:t>
       </w:r>
     </w:p>
     <w:p>
@@ -471,7 +471,7 @@
           <w:sz w:val="22"/>
           <w:szCs w:val="22"/>
         </w:rPr>
-        <w:t>The student should be comfortable with scientific Python, basic probability and statistics, and introductory stellar astronomy. Experience with FITS spectra, Astropy or catalogue queries would be useful but is not essential. Spectroscopic template fitting, uncertainty calibration and Galactic orbit modelling can be learned during the project; no previous Euclid experience is required.</w:t>
+        <w:t>The student should be comfortable with scientific Python, basic probability and statistics, and introductory stellar astronomy. Experience with spectra, Astropy, or catalogue queries would help but is not required. Empirical calibration and Galactic orbit modelling can be learned during the project; no previous Euclid experience is expected.</w:t>
       </w:r>
     </w:p>
     <w:p>
@@ -509,7 +509,7 @@
           <w:sz w:val="22"/>
           <w:szCs w:val="22"/>
         </w:rPr>
-        <w:t>Querying and cross-matching Euclid, Gaia and ground-based spectroscopic catalogues.</w:t>
+        <w:t>Querying and cross-matching Euclid, Gaia, and ground-based spectroscopic catalogues.</w:t>
       </w:r>
     </w:p>
     <w:p>
@@ -533,7 +533,7 @@
           <w:sz w:val="22"/>
           <w:szCs w:val="22"/>
         </w:rPr>
-        <w:t>One-dimensional spectral modelling, Doppler shifts and line-spread-function convolution.</w:t>
+        <w:t>Empirical radial-velocity calibration and interpretation of slitless spectra.</w:t>
       </w:r>
     </w:p>
     <w:p>
@@ -557,7 +557,7 @@
           <w:sz w:val="22"/>
           <w:szCs w:val="22"/>
         </w:rPr>
-        <w:t>Robust likelihoods, non-Gaussian outlier models and empirical uncertainty calibration.</w:t>
+        <w:t>Searches for rare outliers with realistic measurement errors.</w:t>
       </w:r>
     </w:p>
     <w:p>
@@ -581,7 +581,7 @@
           <w:sz w:val="22"/>
           <w:szCs w:val="22"/>
         </w:rPr>
-        <w:t>Injection–recovery tests and quantitative survey selection functions.</w:t>
+        <w:t>Transformation to Galactocentric phase space and orbit integration.</w:t>
       </w:r>
     </w:p>
     <w:p>
@@ -605,7 +605,7 @@
           <w:sz w:val="22"/>
           <w:szCs w:val="22"/>
         </w:rPr>
-        <w:t>Transformation to Galactocentric phase space, orbit integration and reproducible candidate vetting.</w:t>
+        <w:t>Reproducible candidate vetting and scientific visualisation.</w:t>
       </w:r>
     </w:p>
     <w:p>
@@ -723,7 +723,7 @@
           <w:sz w:val="22"/>
           <w:szCs w:val="22"/>
         </w:rPr>
-        <w:t>Brown, W. R. (2015), ‘Hypervelocity Stars’, Annual Review of Astronomy and Astrophysics, 53, 15. https://doi.org/10.1146/annurev-astro-082214-122230</w:t>
+        <w:t>Renzo, M. et al. (2019), 'Massive runaway and walkaway stars', A&amp;A, 624, A66. https://doi.org/10.1051/0004-6361/201833297</w:t>
       </w:r>
     </w:p>
     <w:p>
@@ -833,7 +833,7 @@
           <w:sz w:val="22"/>
           <w:szCs w:val="22"/>
         </w:rPr>
-        <w:t>Rybizki, J. et al. (2022), ‘Cleaning and characterizing the Gaia EDR3 catalogue’, MNRAS, 510, 2597. https://doi.org/10.1093/mnras/stab3588</w:t>
+        <w:t>ESA and Euclid, 'Euclid DR1 release dates, footprint, and data content'. https://euclid.caltech.edu/page/euclid-dr1</w:t>
       </w:r>
     </w:p>
     <w:p>
@@ -857,7 +857,7 @@
           <w:sz w:val="22"/>
           <w:szCs w:val="22"/>
         </w:rPr>
-        <w:t>Euclid Q1 Data Product Definition Document, SIR combined-spectra product card; Q1 data release. https://doi.org/10.57780/esa-2853f3b</w:t>
+        <w:t>ESA, 'Euclid Q1 contents and spectroscopic products'. https://www.cosmos.esa.int/web/euclid/q1-contents</w:t>
       </w:r>
     </w:p>
     <w:sectPr>

--- a/02_Euclid_DR1_Hypervelocity_Stars.docx
+++ b/02_Euclid_DR1_Hypervelocity_Stars.docx
@@ -94,30 +94,20 @@
         </w:rPr>
       </w:pPr>
       <w:r>
-        <w:rPr>
-          <w:rFonts w:ascii="Arial" w:hAnsi="Arial" w:cs="Arial"/>
-          <w:sz w:val="22"/>
-          <w:szCs w:val="22"/>
-        </w:rPr>
-        <w:t>The fastest stars in the Milky Way record violent ejections from the Galactic Centre, stellar binaries, and dense clusters. A classical hypervelocity star is expelled from the Galactic Centre after the massive black hole disrupts a stellar binary. S5-HVS1, discovered by Koposov et al. (2020), remains the only securely established example: it is unbound and its trajectory points back to the Galactic Centre. Other extreme-velocity stars can be launched by supernovae in binaries or by dynamical encounters in the disc, star clusters, or the Magellanic Clouds. These runaways are discoveries in their own right because their motions identify otherwise hidden episodes of stellar interaction and ejection.</w:t>
-      </w:r>
-    </w:p>
-    <w:p>
-      <w:pPr>
-        <w:spacing w:before="40" w:after="0" w:line="360" w:lineRule="auto"/>
-        <w:rPr>
-          <w:rFonts w:ascii="Arial" w:hAnsi="Arial" w:cs="Arial"/>
-          <w:sz w:val="22"/>
-          <w:szCs w:val="22"/>
-        </w:rPr>
-      </w:pPr>
-      <w:r>
-        <w:rPr>
-          <w:rFonts w:ascii="Arial" w:hAnsi="Arial" w:cs="Arial"/>
-          <w:sz w:val="22"/>
-          <w:szCs w:val="22"/>
-        </w:rPr>
-        <w:t>Euclid DR1 will supply low-resolution near-infrared slitless spectra for many stars without Gaia radial velocities. The main aim is to discover and characterise new hypervelocity and runaway-star candidates. The student will first establish how accurately Euclid measures stellar velocities, using stars with reliable external spectroscopy and testing the result across magnitude, signal-to-noise, and spectral type. The calibrated sample will then support two searches: a blind hunt for extreme radial-velocity outliers and a Gaia-guided search for stars with unusually large tangential speeds. No stellar type will be excluded in advance. The strongest candidates will be checked in the Euclid spectra, combined with Gaia astrometry, and traced through the Galaxy to constrain their origins.</w:t>
+        <w:t>The fastest stars in the Milky Way carry the record of violent ejections — from the Galactic Centre, from stellar binaries, and from dense clusters. A classical hypervelocity star is flung out when the central massive black hole tears a binary apart. S5-HVS1, found by Koposov et al. (2020), remains the only secure example: it is unbound, and its path traces straight back to the Galactic Centre. Supernovae in binaries, and dynamical encounters in the disc, in star clusters, and in the Magellanic Clouds, can hurl out stars too. Each of these runaways is a discovery in its own right, for its motion marks a hidden episode of stellar interaction and ejection.</w:t>
+      </w:r>
+    </w:p>
+    <w:p>
+      <w:pPr>
+        <w:spacing w:before="40" w:after="0" w:line="360" w:lineRule="auto"/>
+        <w:rPr>
+          <w:rFonts w:ascii="Arial" w:hAnsi="Arial" w:cs="Arial"/>
+          <w:sz w:val="22"/>
+          <w:szCs w:val="22"/>
+        </w:rPr>
+      </w:pPr>
+      <w:r>
+        <w:t>Euclid DR1 will deliver low-resolution near-infrared slitless spectra for many stars that Gaia never measured for radial velocity. The student will use them to discover and characterise new hypervelocity and runaway candidates. The work begins with calibration: how accurately does Euclid measure a stellar velocity? Stars with reliable external spectroscopy answer that question across magnitude, signal-to-noise, and spectral type. The calibrated sample then feeds two searches — a blind hunt for extreme radial-velocity outliers and a Gaia-guided search for stars with unusually large tangential speeds — with no stellar type ruled out in advance. For the strongest candidates, the student checks the Euclid spectra, adds Gaia astrometry, and traces each star through the Galaxy to pin down where it came from.</w:t>
       </w:r>
     </w:p>
     <w:p>
@@ -144,48 +134,33 @@
         </w:rPr>
       </w:pPr>
       <w:r>
-        <w:rPr>
-          <w:rFonts w:ascii="Arial" w:hAnsi="Arial" w:cs="Arial"/>
-          <w:sz w:val="22"/>
-          <w:szCs w:val="22"/>
-        </w:rPr>
-        <w:t>When a close binary passes near Sgr A*, tidal forces can capture one star and eject the other at more than the Galactic escape speed (Hills 1988). A large measured velocity is not enough to prove this origin. The distance, proper motion, and radial velocity must yield an unbound orbit whose past trajectory intersects the Galactic Centre within the star's lifetime. S5-HVS1 meets this standard. Until comparable evidence exists, this project will use 'hypervelocity candidate' rather than turn every fast star into a Galactic-centre ejectee.</w:t>
-      </w:r>
-    </w:p>
-    <w:p>
-      <w:pPr>
-        <w:spacing w:before="40" w:after="0" w:line="360" w:lineRule="auto"/>
-        <w:rPr>
-          <w:rFonts w:ascii="Arial" w:hAnsi="Arial" w:cs="Arial"/>
-          <w:sz w:val="22"/>
-          <w:szCs w:val="22"/>
-        </w:rPr>
-      </w:pPr>
-      <w:r>
-        <w:rPr>
-          <w:rFonts w:ascii="Arial" w:hAnsi="Arial" w:cs="Arial"/>
-          <w:sz w:val="22"/>
-          <w:szCs w:val="22"/>
-        </w:rPr>
-        <w:t>Fast stars with other birthplaces probe different physics. A supernova can release the companion in a binary, and close encounters in young clusters can eject single stars or binaries. The disc, massive clusters, and the Magellanic Clouds can therefore produce bound or unbound runaways. Their speeds, ages, chemistry, and reconstructed launch sites test binary evolution, supernova kicks, and stellar dynamics. The search will retain these objects and separate origin classes only after the kinematic evidence has been examined.</w:t>
-      </w:r>
-    </w:p>
-    <w:p>
-      <w:pPr>
-        <w:spacing w:before="40" w:after="0" w:line="360" w:lineRule="auto"/>
-        <w:rPr>
-          <w:rFonts w:ascii="Arial" w:hAnsi="Arial" w:cs="Arial"/>
-          <w:sz w:val="22"/>
-          <w:szCs w:val="22"/>
-        </w:rPr>
-      </w:pPr>
-      <w:r>
-        <w:rPr>
-          <w:rFonts w:ascii="Arial" w:hAnsi="Arial" w:cs="Arial"/>
-          <w:sz w:val="22"/>
-          <w:szCs w:val="22"/>
-        </w:rPr>
-        <w:t>Euclid opens a new discovery space because NISP obtains slitless spectra over a wide area and reaches stars fainter than Gaia's radial-velocity sample. Its resolving power is modest, and different stellar types carry different near-infrared velocity information: hot stars are dominated by hydrogen lines, whereas cooler stars offer metal and molecular features. Slitless spectra can also overlap or acquire wavelength errors from source positions, detector edges, and imperfect contamination models. The project will therefore measure the velocity performance empirically rather than impose a favoured stellar type. Public Q1 spectra provide material for building and testing the code at the start of the academic year; DR1 provides the discovery sample.</w:t>
+        <w:t>When a close binary skirts Sgr A*, tidal forces can seize one star and throw the other out faster than the Galaxy's escape speed (Hills 1988). A large velocity alone proves nothing. The distance, proper motion, and radial velocity must together give an unbound orbit whose past path crosses the Galactic Centre within the star's lifetime. S5-HVS1 clears that bar. Until a star meets the same standard, this project calls it a ‘hypervelocity candidate’ rather than crown every fast star a Galactic-centre ejectee.</w:t>
+      </w:r>
+    </w:p>
+    <w:p>
+      <w:pPr>
+        <w:spacing w:before="40" w:after="0" w:line="360" w:lineRule="auto"/>
+        <w:rPr>
+          <w:rFonts w:ascii="Arial" w:hAnsi="Arial" w:cs="Arial"/>
+          <w:sz w:val="22"/>
+          <w:szCs w:val="22"/>
+        </w:rPr>
+      </w:pPr>
+      <w:r>
+        <w:t>Stars born elsewhere probe different physics. A supernova can free the surviving star of a binary, and a close encounter in a young cluster can kick out single stars or pairs. The disc, massive clusters, and the Magellanic Clouds thus produce runaways both bound and unbound, and their speeds, ages, chemistry, and reconstructed launch sites test binary evolution, supernova kicks, and stellar dynamics. The search keeps these stars and sorts them by origin only once the kinematic evidence is in.</w:t>
+      </w:r>
+    </w:p>
+    <w:p>
+      <w:pPr>
+        <w:spacing w:before="40" w:after="0" w:line="360" w:lineRule="auto"/>
+        <w:rPr>
+          <w:rFonts w:ascii="Arial" w:hAnsi="Arial" w:cs="Arial"/>
+          <w:sz w:val="22"/>
+          <w:szCs w:val="22"/>
+        </w:rPr>
+      </w:pPr>
+      <w:r>
+        <w:t>Euclid opens new ground: NISP takes slitless spectra over a wide area and reaches stars fainter than Gaia's radial-velocity sample. Its resolving power is modest, and different stars carry their velocity in different features — hot stars in hydrogen lines, cooler stars in metals and molecules. Slitless spectra can also overlap, or pick up wavelength errors from a source's position, a detector edge, or an imperfect contamination model. The project therefore measures the velocity performance empirically instead of favouring one stellar type. Public Q1 spectra supply the material to build and test the code early in the year; DR1 supplies the discovery sample.</w:t>
       </w:r>
     </w:p>
     <w:p>
@@ -212,12 +187,7 @@
         </w:rPr>
       </w:pPr>
       <w:r>
-        <w:rPr>
-          <w:rFonts w:ascii="Arial" w:hAnsi="Arial" w:cs="Arial"/>
-          <w:sz w:val="22"/>
-          <w:szCs w:val="22"/>
-        </w:rPr>
-        <w:t>During the first part of the academic year, the student will turn the released Q1 products into a simple, tested pipeline and prepare both search routes before applying them to Euclid DR1:</w:t>
+        <w:t>Early in the academic year the student turns the released Q1 products into a simple, tested pipeline and prepares both search routes before turning them on Euclid DR1:</w:t>
       </w:r>
     </w:p>
     <w:p>
@@ -434,12 +404,7 @@
         </w:rPr>
       </w:pPr>
       <w:r>
-        <w:rPr>
-          <w:rFonts w:ascii="Arial" w:hAnsi="Arial" w:cs="Arial"/>
-          <w:sz w:val="22"/>
-          <w:szCs w:val="22"/>
-        </w:rPr>
-        <w:t>The main deliverable will be a ranked catalogue of new hypervelocity and runaway-star candidates from Euclid DR1, with calibrated velocities and initial origin assessments for the strongest objects. A Galactic-centre trajectory would make a candidate for the next classical hypervelocity star; a convincing disc, cluster, or Magellanic runaway would be an important discovery in its own right.</w:t>
+        <w:t>The main deliverable is a ranked catalogue of new hypervelocity and runaway candidates from Euclid DR1, with calibrated velocities and first assessments of origin for the strongest objects. A trajectory pointing back to the Galactic Centre marks a candidate for the next classical hypervelocity star; a convincing disc, cluster, or Magellanic runaway is an important discovery in its own right.</w:t>
       </w:r>
     </w:p>
     <w:p>
@@ -742,12 +707,7 @@
         </w:rPr>
       </w:pPr>
       <w:r>
-        <w:rPr>
-          <w:rFonts w:ascii="Arial" w:hAnsi="Arial" w:cs="Arial"/>
-          <w:sz w:val="22"/>
-          <w:szCs w:val="22"/>
-        </w:rPr>
-        <w:t>Marchetti, T., Evans, N. W. &amp; Rossi, E. M. (2022), ‘Gaia DR3 in 6D: searching for the fastest stars in the Galaxy’, MNRAS, 515, 767. https://doi.org/10.1093/mnras/stac1777</w:t>
+        <w:t>Marchetti, T., Evans, N. W. &amp; Rossi, E. M. (2022), ‘Gaia DR3 in 6D: the search for fast hypervelocity stars and constraints on the Galactic Centre environment’, MNRAS, 515, 767. https://doi.org/10.1093/mnras/stac1777</w:t>
       </w:r>
     </w:p>
     <w:p>
@@ -790,12 +750,7 @@
         </w:rPr>
       </w:pPr>
       <w:r>
-        <w:rPr>
-          <w:rFonts w:ascii="Arial" w:hAnsi="Arial" w:cs="Arial"/>
-          <w:sz w:val="22"/>
-          <w:szCs w:val="22"/>
-        </w:rPr>
-        <w:t>Euclid Collaboration, Copin, Y. et al. (2026), ‘Euclid Quick Data Release (Q1): SIR spectroscopic processing’, A&amp;A, 711, A6. https://doi.org/10.1051/0004-6361/202554627</w:t>
+        <w:t>Euclid Collaboration, Copin, Y. et al. (2026), ‘Euclid Quick Data Release (Q1). VI. From spectrograms to spectra: the SIR spectroscopic processing function’, A&amp;A, 711, A6. https://doi.org/10.1051/0004-6361/202554627</w:t>
       </w:r>
     </w:p>
     <w:p>

--- a/02_Euclid_DR1_Hypervelocity_Stars.docx
+++ b/02_Euclid_DR1_Hypervelocity_Stars.docx
@@ -160,7 +160,7 @@
         </w:rPr>
       </w:pPr>
       <w:r>
-        <w:t>Euclid opens new ground: NISP takes slitless spectra over a wide area and reaches stars fainter than Gaia's radial-velocity sample. Its resolving power is modest, and different stars carry their velocity in different features — hot stars in hydrogen lines, cooler stars in metals and molecules. Slitless spectra can also overlap, or pick up wavelength errors from a source's position, a detector edge, or an imperfect contamination model. The project therefore measures the velocity performance empirically instead of favouring one stellar type. Public Q1 spectra supply the material to build and test the code early in the year; DR1 supplies the discovery sample.</w:t>
+        <w:t>Euclid opens new ground. NISP takes slitless spectra over a wide area and reaches stars fainter than Gaia's radial-velocity sample, and its advantage over targeted surveys is completeness and depth: where DESI and its kind pre-select their stellar targets, Euclid records a spectrum of almost everything down to H ≈ 22.5, so a velocity search need not inherit another survey's selection. The resolving power is modest, yet low-resolution spectra still yield useful velocities — Viswanathan et al. (2024) do exactly this with Gaia's BP/RP spectra. Different stars carry their velocity in different features, hot stars in hydrogen lines and cooler stars in metals and molecules, and slitless spectra can overlap or pick up wavelength errors from a source's position, a detector edge, or an imperfect contamination model. The Q1 assessment already puts the radial-velocity precision near 150 km s⁻¹ for bright stars (Euclid Collaboration 2026, Q1.VII), so the project measures performance empirically across type and brightness rather than favouring one class. Public Q1 spectra supply the material to build and test the code early in the year; DR1 supplies the discovery sample.</w:t>
       </w:r>
     </w:p>
     <w:p>
@@ -207,21 +207,12 @@
       </w:pPr>
       <w:r>
         <w:rPr>
-          <w:rFonts w:ascii="Arial" w:hAnsi="Arial" w:cs="Arial"/>
-          <w:sz w:val="22"/>
-          <w:szCs w:val="22"/>
           <w:b/>
-          <w:bCs/>
         </w:rPr>
         <w:t xml:space="preserve">Prepare the calibration sample. </w:t>
       </w:r>
       <w:r>
-        <w:rPr>
-          <w:rFonts w:ascii="Arial" w:hAnsi="Arial" w:cs="Arial"/>
-          <w:sz w:val="22"/>
-          <w:szCs w:val="22"/>
-        </w:rPr>
-        <w:t>Cross-match Q1 stars with reliable velocities from Gaia and ground-based surveys, and assemble test cases spanning magnitude, colour, signal-to-noise, and spectral morphology. Known fast stars and injected Doppler shifts will test the code before DR1 arrives.</w:t>
+        <w:t>Start from the released Q1 stellar radial-velocity table (spectro_z_spe_star_candidates_wide_survey) and its published comparison with Gaia, then cross-match Q1 stars against reliable velocities from Gaia and ground-based surveys. Assemble test cases spanning magnitude, colour, signal-to-noise, and spectral morphology. Known fast stars and injected Doppler shifts test the code before DR1 arrives.</w:t>
       </w:r>
     </w:p>
     <w:p>
@@ -751,6 +742,44 @@
       </w:pPr>
       <w:r>
         <w:t>Euclid Collaboration, Copin, Y. et al. (2026), ‘Euclid Quick Data Release (Q1). VI. From spectrograms to spectra: the SIR spectroscopic processing function’, A&amp;A, 711, A6. https://doi.org/10.1051/0004-6361/202554627</w:t>
+      </w:r>
+    </w:p>
+    <w:p>
+      <w:pPr>
+        <w:pStyle w:val="ListParagraph"/>
+        <w:keepLines/>
+        <w:numPr>
+          <w:ilvl w:val="0"/>
+          <w:numId w:val="1"/>
+        </w:numPr>
+        <w:spacing w:before="40" w:after="0" w:line="360" w:lineRule="auto"/>
+        <w:rPr>
+          <w:rFonts w:ascii="Arial" w:hAnsi="Arial" w:cs="Arial"/>
+          <w:sz w:val="22"/>
+          <w:szCs w:val="22"/>
+        </w:rPr>
+      </w:pPr>
+      <w:r>
+        <w:t>Viswanathan, A. et al. (2024), ‘Radial velocities from Gaia BP/RP spectra’, A&amp;A, 684, A29. https://doi.org/10.1051/0004-6361/202348406</w:t>
+      </w:r>
+    </w:p>
+    <w:p>
+      <w:pPr>
+        <w:pStyle w:val="ListParagraph"/>
+        <w:keepLines/>
+        <w:numPr>
+          <w:ilvl w:val="0"/>
+          <w:numId w:val="1"/>
+        </w:numPr>
+        <w:spacing w:before="40" w:after="0" w:line="360" w:lineRule="auto"/>
+        <w:rPr>
+          <w:rFonts w:ascii="Arial" w:hAnsi="Arial" w:cs="Arial"/>
+          <w:sz w:val="22"/>
+          <w:szCs w:val="22"/>
+        </w:rPr>
+      </w:pPr>
+      <w:r>
+        <w:t>Euclid Collaboration (2026), ‘Euclid Quick Data Release (Q1). VII. Characteristics and limitations of the spectroscopic measurements’, A&amp;A, 711, A7. https://doi.org/10.1051/0004-6361/202554607</w:t>
       </w:r>
     </w:p>
     <w:p>

--- a/02_Euclid_DR1_Hypervelocity_Stars.docx
+++ b/02_Euclid_DR1_Hypervelocity_Stars.docx
@@ -134,7 +134,7 @@
         </w:rPr>
       </w:pPr>
       <w:r>
-        <w:t>When a close binary skirts Sgr A*, tidal forces can seize one star and throw the other out faster than the Galaxy's escape speed (Hills 1988). A large velocity alone proves nothing. The distance, proper motion, and radial velocity must together give an unbound orbit whose past path crosses the Galactic Centre within the star's lifetime. S5-HVS1 clears that bar. Until a star meets the same standard, this project calls it a ‘hypervelocity candidate’ rather than crown every fast star a Galactic-centre ejectee.</w:t>
+        <w:t>The rate at which the Milky Way launches hypervelocity stars, and the speeds it gives them, measures how the central massive black hole disrupts binaries and how many such binaries the Galactic Centre holds (Hills 1988; Brown 2015). Yet the whole inference rests on a single securely established example: S5-HVS1 (Koposov et al. 2020), the only star that is both unbound and traceable straight back to the Galactic Centre. One star cannot fix an ejection rate or its velocity distribution, so constraining the interaction with Sgr A* demands more of them. When a close binary skirts Sgr A*, tidal forces can seize one star and throw the other out faster than the Galaxy's escape speed (Hills 1988); but a large velocity alone proves nothing — the distance, proper motion, and radial velocity must together give an unbound orbit whose past path crosses the Galactic Centre within the star's lifetime. S5-HVS1 clears that bar. Until a star meets the same standard, this project calls it a ‘hypervelocity candidate’ rather than crown every fast star a Galactic-centre ejectee.</w:t>
       </w:r>
     </w:p>
     <w:p>
@@ -161,6 +161,19 @@
       </w:pPr>
       <w:r>
         <w:t>Euclid opens new ground. NISP takes slitless spectra over a wide area and reaches stars fainter than Gaia's radial-velocity sample, and its advantage over targeted surveys is completeness and depth: where DESI and its kind pre-select their stellar targets, Euclid records a spectrum of almost everything down to H ≈ 22.5, so a velocity search need not inherit another survey's selection. The resolving power is modest, yet low-resolution spectra still yield useful velocities — Viswanathan et al. (2024) do exactly this with Gaia's BP/RP spectra. Different stars carry their velocity in different features, hot stars in hydrogen lines and cooler stars in metals and molecules, and slitless spectra can overlap or pick up wavelength errors from a source's position, a detector edge, or an imperfect contamination model. The Q1 assessment already puts the radial-velocity precision near 150 km s⁻¹ for bright stars (Euclid Collaboration 2026, Q1.VII), so the project measures performance empirically across type and brightness rather than favouring one class. Public Q1 spectra supply the material to build and test the code early in the year; DR1 supplies the discovery sample.</w:t>
+      </w:r>
+    </w:p>
+    <w:p>
+      <w:pPr>
+        <w:spacing w:before="40" w:after="0" w:line="360" w:lineRule="auto"/>
+        <w:rPr>
+          <w:rFonts w:ascii="Arial" w:hAnsi="Arial" w:cs="Arial"/>
+          <w:sz w:val="22"/>
+          <w:szCs w:val="22"/>
+        </w:rPr>
+      </w:pPr>
+      <w:r>
+        <w:t>The timing fits the Part III year. Euclid DR1 is released in stages — the DR1-Foundation release in November 2026, completed in mid-2027 — just as the project begins, so the student can build and validate the pipeline on public data (the Euclid Q1 release of March 2025 and existing surveys) through Michaelmas and turn it on DR1 as the new data arrive. Because DR1 is freshly released and almost entirely unexplored, the first careful search of it can still make discoveries — and this project is designed to be that search.</w:t>
       </w:r>
     </w:p>
     <w:p>
@@ -780,6 +793,25 @@
       </w:pPr>
       <w:r>
         <w:t>Euclid Collaboration (2026), ‘Euclid Quick Data Release (Q1). VII. Characteristics and limitations of the spectroscopic measurements’, A&amp;A, 711, A7. https://doi.org/10.1051/0004-6361/202554607</w:t>
+      </w:r>
+    </w:p>
+    <w:p>
+      <w:pPr>
+        <w:pStyle w:val="ListParagraph"/>
+        <w:keepLines/>
+        <w:numPr>
+          <w:ilvl w:val="0"/>
+          <w:numId w:val="1"/>
+        </w:numPr>
+        <w:spacing w:before="40" w:after="0" w:line="360" w:lineRule="auto"/>
+        <w:rPr>
+          <w:rFonts w:ascii="Arial" w:hAnsi="Arial" w:cs="Arial"/>
+          <w:sz w:val="22"/>
+          <w:szCs w:val="22"/>
+        </w:rPr>
+      </w:pPr>
+      <w:r>
+        <w:t>Brown, W. R. (2015), ‘Hypervelocity Stars’, ARA&amp;A, 53, 15. https://doi.org/10.1146/annurev-astro-082214-122230</w:t>
       </w:r>
     </w:p>
     <w:p>
